--- a/uploads/Proposta/Proposta-Adicional_FISA 2026_FISA_.docx
+++ b/uploads/Proposta/Proposta-Adicional_FISA 2026_FISA_.docx
@@ -654,7 +654,11 @@
           <w:sz w:val="24"/>
           <w:szCs w:val="24"/>
         </w:rPr>
-        <w:t xml:space="preserve">• 1 Fiscal De LogíStica, (EXTRA), 9 Diária(s), de: 30/07/2026 até: 07/08/2026</w:t>
+        <w:t xml:space="preserve">• 3 Atendimento Operacional Delivery</w:t>
+        <w:br/>
+        <w:t xml:space="preserve">        </w:t>
+        <w:br/>
+        <w:t xml:space="preserve">        [Adicional], (PROJETO CONCIERGE), 7 Diária(s), de: 31/07/2026 até: 06/08/2026</w:t>
       </w:r>
     </w:p>
     <w:p>
@@ -695,7 +699,19 @@
           <w:sz w:val="24"/>
           <w:szCs w:val="24"/>
         </w:rPr>
-        <w:t xml:space="preserve">• 1 Fiscal Noturno, (EXTRA), 1 Diária(s), de: 30/07/2026 até: 30/07/2026</w:t>
+        <w:t xml:space="preserve">• 1 Coordenador Operacional 1</w:t>
+        <w:br/>
+        <w:t xml:space="preserve">        </w:t>
+        <w:br/>
+        <w:t xml:space="preserve">        [Adicional]</w:t>
+        <w:br/>
+        <w:t xml:space="preserve">        </w:t>
+        <w:br/>
+        <w:t xml:space="preserve">        [Adicional]</w:t>
+        <w:br/>
+        <w:t xml:space="preserve">        </w:t>
+        <w:br/>
+        <w:t xml:space="preserve">        [Adicional], (EXTRA), 2 Diária(s), de: 29/07/2026 até: 30/07/2026</w:t>
       </w:r>
     </w:p>
     <w:p>
@@ -736,7 +752,19 @@
           <w:sz w:val="24"/>
           <w:szCs w:val="24"/>
         </w:rPr>
-        <w:t xml:space="preserve">• 5 Fiscal Diurno, (EXTRA), 1 Diária(s), de: 30/07/2026 até: 30/07/2026</w:t>
+        <w:t xml:space="preserve">• 1 Fiscal De LogíStica</w:t>
+        <w:br/>
+        <w:t xml:space="preserve">        </w:t>
+        <w:br/>
+        <w:t xml:space="preserve">        [Adicional]</w:t>
+        <w:br/>
+        <w:t xml:space="preserve">        </w:t>
+        <w:br/>
+        <w:t xml:space="preserve">        [Adicional]</w:t>
+        <w:br/>
+        <w:t xml:space="preserve">        </w:t>
+        <w:br/>
+        <w:t xml:space="preserve">        [Adicional], (EXTRA), 10 Diária(s), de: 29/07/2026 até: 07/08/2026</w:t>
       </w:r>
     </w:p>
     <w:p>
@@ -777,7 +805,19 @@
           <w:sz w:val="24"/>
           <w:szCs w:val="24"/>
         </w:rPr>
-        <w:t xml:space="preserve">• 1 Coordenador De ServiçOs, (EXTRA), 1 Diária(s), de: 30/07/2026 até: 30/07/2026</w:t>
+        <w:t xml:space="preserve">• 1 Fiscal Diurno</w:t>
+        <w:br/>
+        <w:t xml:space="preserve">        </w:t>
+        <w:br/>
+        <w:t xml:space="preserve">        [Adicional]</w:t>
+        <w:br/>
+        <w:t xml:space="preserve">        </w:t>
+        <w:br/>
+        <w:t xml:space="preserve">        [Adicional]</w:t>
+        <w:br/>
+        <w:t xml:space="preserve">        </w:t>
+        <w:br/>
+        <w:t xml:space="preserve">        [Adicional], (EXTRA), 2 Diária(s), de: 29/07/2026 até: 30/07/2026</w:t>
       </w:r>
     </w:p>
     <w:p>
@@ -818,7 +858,72 @@
           <w:sz w:val="24"/>
           <w:szCs w:val="24"/>
         </w:rPr>
-        <w:t xml:space="preserve">• 1 Coordenador Operacional 1, (EXTRA), 1 Diária(s), de: 30/07/2026 até: 30/07/2026</w:t>
+        <w:t xml:space="preserve">• 1 Coordenador De ServiçOs</w:t>
+        <w:br/>
+        <w:t xml:space="preserve">        </w:t>
+        <w:br/>
+        <w:t xml:space="preserve">        [Adicional]</w:t>
+        <w:br/>
+        <w:t xml:space="preserve">        </w:t>
+        <w:br/>
+        <w:t xml:space="preserve">        [Adicional]</w:t>
+        <w:br/>
+        <w:t xml:space="preserve">        </w:t>
+        <w:br/>
+        <w:t xml:space="preserve">        [Adicional], (EXTRA), 2 Diária(s), de: 29/07/2026 até: 30/07/2026</w:t>
+      </w:r>
+    </w:p>
+    <w:p>
+      <w:pPr>
+        <w:pStyle w:val="PargrafodaLista"/>
+        <w:spacing w:line="285" w:lineRule="atLeast"/>
+        <w:ind w:left="0"/>
+        <w:rPr>
+          <w:rFonts w:ascii="Abel" w:hAnsi="Abel"/>
+          <w:sz w:val="24"/>
+          <w:szCs w:val="24"/>
+        </w:rPr>
+      </w:pPr>
+      <w:r>
+        <w:rPr>
+          <w:rFonts w:ascii="Abel" w:hAnsi="Abel"/>
+          <w:sz w:val="24"/>
+          <w:szCs w:val="24"/>
+        </w:rPr>
+        <w:t xml:space="preserve"/>
+      </w:r>
+    </w:p>
+    <w:p>
+      <w:pPr>
+        <w:pStyle w:val="PargrafodaLista"/>
+        <w:spacing w:line="285" w:lineRule="atLeast"/>
+        <w:ind w:left="0"/>
+        <w:rPr>
+          <w:rFonts w:ascii="Abel" w:hAnsi="Abel"/>
+          <w:sz w:val="24"/>
+          <w:szCs w:val="24"/>
+        </w:rPr>
+      </w:pPr>
+      <w:proofErr w:type="gramStart"/>
+      <w:r>
+        <w:rPr>
+          <w:rFonts w:ascii="Abel" w:hAnsi="Abel"/>
+          <w:sz w:val="24"/>
+          <w:szCs w:val="24"/>
+        </w:rPr>
+        <w:t xml:space="preserve">• 1 Fiscal Noturno</w:t>
+        <w:br/>
+        <w:t xml:space="preserve">        </w:t>
+        <w:br/>
+        <w:t xml:space="preserve">        [Adicional]</w:t>
+        <w:br/>
+        <w:t xml:space="preserve">        </w:t>
+        <w:br/>
+        <w:t xml:space="preserve">        [Adicional]</w:t>
+        <w:br/>
+        <w:t xml:space="preserve">        </w:t>
+        <w:br/>
+        <w:t xml:space="preserve">        [Adicional], (EXTRA), 2 Diária(s), de: 29/07/2026 até: 30/07/2026</w:t>
       </w:r>
     </w:p>
     <w:p>
@@ -1007,7 +1112,7 @@
           <w:sz w:val="24"/>
           <w:szCs w:val="24"/>
         </w:rPr>
-        <w:t xml:space="preserve">R$ 11.494,00</w:t>
+        <w:t xml:space="preserve">R$ 26.343,00</w:t>
       </w:r>
       <w:r>
         <w:rPr>
@@ -1187,7 +1292,7 @@
           <w:i/>
           <w:iCs/>
         </w:rPr>
-        <w:t xml:space="preserve">24/07/2026</w:t>
+        <w:t xml:space="preserve">28/07/2026</w:t>
       </w:r>
     </w:p>
     <w:p>
